--- a/docs-word/NovaStaris-Go-to-Market.docx
+++ b/docs-word/NovaStaris-Go-to-Market.docx
@@ -9,7 +9,7 @@
         <w:bidi w:val="false"/>
         <w:spacing w:after="120" w:before="480"/>
       </w:pPr>
-      <w:bookmarkStart w:name="_Toc_NovaStaris_GotoMarket_Strategy_1772065645536" w:id="1"/>
+      <w:bookmarkStart w:name="_Toc_NovaStaris_GotoMarket_Strategy_1772159683808" w:id="1"/>
       <w:r>
         <w:rPr>
           <w:b w:val="false"/>
@@ -97,7 +97,7 @@
         <w:bidi w:val="false"/>
         <w:spacing w:after="120" w:before="240"/>
       </w:pPr>
-      <w:bookmarkStart w:name="_Toc__1_Executive_summary_1772065645542" w:id="1"/>
+      <w:bookmarkStart w:name="_Toc__1_Executive_summary_1772159683809" w:id="1"/>
       <w:r>
         <w:rPr>
           <w:b w:val="false"/>
@@ -142,7 +142,7 @@
         <w:bidi w:val="false"/>
         <w:spacing w:after="120" w:before="240"/>
       </w:pPr>
-      <w:bookmarkStart w:name="_Toc__2_Target_market_1772065645542" w:id="1"/>
+      <w:bookmarkStart w:name="_Toc__2_Target_market_1772159683809" w:id="1"/>
       <w:r>
         <w:rPr>
           <w:b w:val="false"/>
@@ -166,7 +166,7 @@
         <w:bidi w:val="false"/>
         <w:spacing w:after="120" w:before="240"/>
       </w:pPr>
-      <w:bookmarkStart w:name="_Toc__21_Primary_1772065645543" w:id="1"/>
+      <w:bookmarkStart w:name="_Toc__21_Primary_1772159683809" w:id="1"/>
       <w:r>
         <w:rPr>
           <w:b w:val="false"/>
@@ -307,7 +307,7 @@
         <w:bidi w:val="false"/>
         <w:spacing w:after="120" w:before="240"/>
       </w:pPr>
-      <w:bookmarkStart w:name="_Toc__22_Secondary_1772065645545" w:id="1"/>
+      <w:bookmarkStart w:name="_Toc__22_Secondary_1772159683809" w:id="1"/>
       <w:r>
         <w:rPr>
           <w:b w:val="false"/>
@@ -409,7 +409,7 @@
         <w:bidi w:val="false"/>
         <w:spacing w:after="120" w:before="240"/>
       </w:pPr>
-      <w:bookmarkStart w:name="_Toc__23_TAM_SAM_SOM_illustrative_1772065645545" w:id="1"/>
+      <w:bookmarkStart w:name="_Toc__23_TAM_SAM_SOM_illustrative_1772159683810" w:id="1"/>
       <w:r>
         <w:rPr>
           <w:b w:val="false"/>
@@ -550,7 +550,7 @@
         <w:bidi w:val="false"/>
         <w:spacing w:after="120" w:before="240"/>
       </w:pPr>
-      <w:bookmarkStart w:name="_Toc__3_Positioning_1772065645546" w:id="1"/>
+      <w:bookmarkStart w:name="_Toc__3_Positioning_1772159683810" w:id="1"/>
       <w:r>
         <w:rPr>
           <w:b w:val="false"/>
@@ -574,7 +574,7 @@
         <w:bidi w:val="false"/>
         <w:spacing w:after="120" w:before="240"/>
       </w:pPr>
-      <w:bookmarkStart w:name="_Toc__31_Value_proposition_1772065645546" w:id="1"/>
+      <w:bookmarkStart w:name="_Toc__31_Value_proposition_1772159683810" w:id="1"/>
       <w:r>
         <w:rPr>
           <w:b w:val="false"/>
@@ -715,7 +715,7 @@
         <w:bidi w:val="false"/>
         <w:spacing w:after="120" w:before="240"/>
       </w:pPr>
-      <w:bookmarkStart w:name="_Toc__32_Differentiation_1772065645547" w:id="1"/>
+      <w:bookmarkStart w:name="_Toc__32_Differentiation_1772159683810" w:id="1"/>
       <w:r>
         <w:rPr>
           <w:b w:val="false"/>
@@ -856,7 +856,7 @@
         <w:bidi w:val="false"/>
         <w:spacing w:after="120" w:before="240"/>
       </w:pPr>
-      <w:bookmarkStart w:name="_Toc__33_Messaging_pillars_1772065645547" w:id="1"/>
+      <w:bookmarkStart w:name="_Toc__33_Messaging_pillars_1772159683811" w:id="1"/>
       <w:r>
         <w:rPr>
           <w:b w:val="false"/>
@@ -997,7 +997,7 @@
         <w:bidi w:val="false"/>
         <w:spacing w:after="120" w:before="240"/>
       </w:pPr>
-      <w:bookmarkStart w:name="_Toc__4_Pricing_strategy_1772065645548" w:id="1"/>
+      <w:bookmarkStart w:name="_Toc__4_Pricing_strategy_1772159683811" w:id="1"/>
       <w:r>
         <w:rPr>
           <w:b w:val="false"/>
@@ -1021,7 +1021,7 @@
         <w:bidi w:val="false"/>
         <w:spacing w:after="120" w:before="240"/>
       </w:pPr>
-      <w:bookmarkStart w:name="_Toc__41_Current_model_1772065645548" w:id="1"/>
+      <w:bookmarkStart w:name="_Toc__41_Current_model_1772159683811" w:id="1"/>
       <w:r>
         <w:rPr>
           <w:b w:val="false"/>
@@ -1162,7 +1162,7 @@
         <w:bidi w:val="false"/>
         <w:spacing w:after="120" w:before="240"/>
       </w:pPr>
-      <w:bookmarkStart w:name="_Toc__42_Pricing_tactics_1772065645548" w:id="1"/>
+      <w:bookmarkStart w:name="_Toc__42_Pricing_tactics_1772159683811" w:id="1"/>
       <w:r>
         <w:rPr>
           <w:b w:val="false"/>
@@ -1303,7 +1303,7 @@
         <w:bidi w:val="false"/>
         <w:spacing w:after="120" w:before="240"/>
       </w:pPr>
-      <w:bookmarkStart w:name="_Toc__5_Channels_distribution_1772065645551" w:id="1"/>
+      <w:bookmarkStart w:name="_Toc__5_Channels_distribution_1772159683811" w:id="1"/>
       <w:r>
         <w:rPr>
           <w:b w:val="false"/>
@@ -1327,7 +1327,7 @@
         <w:bidi w:val="false"/>
         <w:spacing w:after="120" w:before="240"/>
       </w:pPr>
-      <w:bookmarkStart w:name="_Toc__51_Owned_1772065645551" w:id="1"/>
+      <w:bookmarkStart w:name="_Toc__51_Owned_1772159683812" w:id="1"/>
       <w:r>
         <w:rPr>
           <w:b w:val="false"/>
@@ -1468,7 +1468,7 @@
         <w:bidi w:val="false"/>
         <w:spacing w:after="120" w:before="240"/>
       </w:pPr>
-      <w:bookmarkStart w:name="_Toc__52_Earned_1772065645551" w:id="1"/>
+      <w:bookmarkStart w:name="_Toc__52_Earned_1772159683812" w:id="1"/>
       <w:r>
         <w:rPr>
           <w:b w:val="false"/>
@@ -1609,7 +1609,7 @@
         <w:bidi w:val="false"/>
         <w:spacing w:after="120" w:before="240"/>
       </w:pPr>
-      <w:bookmarkStart w:name="_Toc__53_Paid_optional_1772065645551" w:id="1"/>
+      <w:bookmarkStart w:name="_Toc__53_Paid_optional_1772159683812" w:id="1"/>
       <w:r>
         <w:rPr>
           <w:b w:val="false"/>
@@ -1711,7 +1711,7 @@
         <w:bidi w:val="false"/>
         <w:spacing w:after="120" w:before="240"/>
       </w:pPr>
-      <w:bookmarkStart w:name="_Toc__54_Partnerships_1772065645552" w:id="1"/>
+      <w:bookmarkStart w:name="_Toc__54_Partnerships_1772159683813" w:id="1"/>
       <w:r>
         <w:rPr>
           <w:b w:val="false"/>
@@ -1813,7 +1813,7 @@
         <w:bidi w:val="false"/>
         <w:spacing w:after="120" w:before="240"/>
       </w:pPr>
-      <w:bookmarkStart w:name="_Toc__6_Launch_growth_phases_1772065645552" w:id="1"/>
+      <w:bookmarkStart w:name="_Toc__6_Launch_growth_phases_1772159683813" w:id="1"/>
       <w:r>
         <w:rPr>
           <w:b w:val="false"/>
@@ -1837,7 +1837,7 @@
         <w:bidi w:val="false"/>
         <w:spacing w:after="120" w:before="240"/>
       </w:pPr>
-      <w:bookmarkStart w:name="_Toc__61_Phase_1_Launch_awareness_1772065645553" w:id="1"/>
+      <w:bookmarkStart w:name="_Toc__61_Phase_1_Launch_awareness_1772159683813" w:id="1"/>
       <w:r>
         <w:rPr>
           <w:b w:val="false"/>
@@ -1978,7 +1978,7 @@
         <w:bidi w:val="false"/>
         <w:spacing w:after="120" w:before="240"/>
       </w:pPr>
-      <w:bookmarkStart w:name="_Toc__62_Phase_2_Growth_1772065645553" w:id="1"/>
+      <w:bookmarkStart w:name="_Toc__62_Phase_2_Growth_1772159683814" w:id="1"/>
       <w:r>
         <w:rPr>
           <w:b w:val="false"/>
@@ -2119,7 +2119,7 @@
         <w:bidi w:val="false"/>
         <w:spacing w:after="120" w:before="240"/>
       </w:pPr>
-      <w:bookmarkStart w:name="_Toc__63_Phase_3_Retention_expansion_1772065645554" w:id="1"/>
+      <w:bookmarkStart w:name="_Toc__63_Phase_3_Retention_expansion_1772159683814" w:id="1"/>
       <w:r>
         <w:rPr>
           <w:b w:val="false"/>
@@ -2260,7 +2260,7 @@
         <w:bidi w:val="false"/>
         <w:spacing w:after="120" w:before="240"/>
       </w:pPr>
-      <w:bookmarkStart w:name="_Toc__7_Marketing_tactics_summary_1772065645554" w:id="1"/>
+      <w:bookmarkStart w:name="_Toc__7_Marketing_tactics_summary_1772159683814" w:id="1"/>
       <w:r>
         <w:rPr>
           <w:b w:val="false"/>
@@ -2679,7 +2679,7 @@
         <w:bidi w:val="false"/>
         <w:spacing w:after="120" w:before="240"/>
       </w:pPr>
-      <w:bookmarkStart w:name="_Toc__8_Risks_mitigations_1772065645559" w:id="1"/>
+      <w:bookmarkStart w:name="_Toc__8_Risks_mitigations_1772159683815" w:id="1"/>
       <w:r>
         <w:rPr>
           <w:b w:val="false"/>
@@ -2890,7 +2890,7 @@
         <w:bidi w:val="false"/>
         <w:spacing w:after="120" w:before="240"/>
       </w:pPr>
-      <w:bookmarkStart w:name="_Toc__9_References_1772065645559" w:id="1"/>
+      <w:bookmarkStart w:name="_Toc__9_References_1772159683816" w:id="1"/>
       <w:r>
         <w:rPr>
           <w:b w:val="false"/>
